--- a/docs/user-guides/windows/05-RecoverOrchidAppOnReplacementWindowsComputer.docx
+++ b/docs/user-guides/windows/05-RecoverOrchidAppOnReplacementWindowsComputer.docx
@@ -9,7 +9,7 @@
       <w:r>
         <w:rPr>
           <w:b/>
-          <w:color w:val="1F4E79"/>
+          <w:color w:val="000000"/>
           <w:sz w:val="36"/>
         </w:rPr>
         <w:t>OrchidApp</w:t>
@@ -22,7 +22,7 @@
       <w:r>
         <w:rPr>
           <w:b/>
-          <w:color w:val="1F4E79"/>
+          <w:color w:val="000000"/>
           <w:sz w:val="48"/>
         </w:rPr>
         <w:t>Recover OrchidApp on a Replacement Windows Computer</w:t>
@@ -34,6 +34,9 @@
         <w:jc w:val="center"/>
       </w:pPr>
       <w:r>
+        <w:rPr>
+          <w:color w:val="000000"/>
+        </w:rPr>
         <w:t>Step-by-step restore guide for a new, repaired or reinstalled Windows computer</w:t>
       </w:r>
     </w:p>
@@ -44,6 +47,7 @@
       <w:r>
         <w:rPr>
           <w:b/>
+          <w:color w:val="000000"/>
         </w:rPr>
         <w:t>Applies to: Windows 11 and a previous OrchidApp backup saved to a cloud-synced folder such as OneDrive, Google Drive or iCloud Drive.</w:t>
       </w:r>
@@ -54,7 +58,7 @@
       </w:pPr>
       <w:r>
         <w:rPr>
-          <w:color w:val="595959"/>
+          <w:color w:val="000000"/>
         </w:rPr>
         <w:t>User guide</w:t>
       </w:r>
@@ -65,6 +69,10 @@
         <w:pStyle w:val="Heading1"/>
       </w:pPr>
       <w:r>
+        <w:rPr>
+          <w:color w:val="000000"/>
+          <w:u w:val="none"/>
+        </w:rPr>
         <w:t>Purpose</w:t>
       </w:r>
     </w:p>
@@ -115,6 +123,10 @@
         <w:pStyle w:val="Heading1"/>
       </w:pPr>
       <w:r>
+        <w:rPr>
+          <w:color w:val="000000"/>
+          <w:u w:val="none"/>
+        </w:rPr>
         <w:t>Start here</w:t>
       </w:r>
     </w:p>
@@ -147,6 +159,10 @@
         <w:pStyle w:val="Heading1"/>
       </w:pPr>
       <w:r>
+        <w:rPr>
+          <w:color w:val="000000"/>
+          <w:u w:val="none"/>
+        </w:rPr>
         <w:t>Before you start</w:t>
       </w:r>
     </w:p>
@@ -232,6 +248,10 @@
         <w:pStyle w:val="Heading1"/>
       </w:pPr>
       <w:r>
+        <w:rPr>
+          <w:color w:val="000000"/>
+          <w:u w:val="none"/>
+        </w:rPr>
         <w:t>Which backup file should I use?</w:t>
       </w:r>
     </w:p>
@@ -284,6 +304,10 @@
         <w:pStyle w:val="Heading1"/>
       </w:pPr>
       <w:r>
+        <w:rPr>
+          <w:color w:val="000000"/>
+          <w:u w:val="none"/>
+        </w:rPr>
         <w:t>Quick checklist</w:t>
       </w:r>
     </w:p>
@@ -336,7 +360,7 @@
         <w:pStyle w:val="ListNumber"/>
       </w:pPr>
       <w:r>
-        <w:t>Optional but recommended: configure the cloud backup folder again.</w:t>
+        <w:t>Preserve the trusted ZIP in a separate recovery folder before enabling future cloud backups.</w:t>
       </w:r>
     </w:p>
     <w:p>
@@ -361,7 +385,7 @@
         <w:pStyle w:val="ListNumber"/>
       </w:pPr>
       <w:r>
-        <w:t>Select the OrchidApp backup ZIP from the cloud backup folder.</w:t>
+        <w:t>Browse to the preserved ZIP in your separate recovery folder.</w:t>
       </w:r>
     </w:p>
     <w:p>
@@ -401,6 +425,10 @@
         <w:pStyle w:val="Heading1"/>
       </w:pPr>
       <w:r>
+        <w:rPr>
+          <w:color w:val="000000"/>
+          <w:u w:val="none"/>
+        </w:rPr>
         <w:t>Step-by-step recovery</w:t>
       </w:r>
     </w:p>
@@ -409,6 +437,10 @@
         <w:pStyle w:val="Heading1"/>
       </w:pPr>
       <w:r>
+        <w:rPr>
+          <w:color w:val="000000"/>
+          <w:u w:val="none"/>
+        </w:rPr>
         <w:t>1. Install OrchidApp on the new computer</w:t>
       </w:r>
     </w:p>
@@ -447,7 +479,11 @@
         <w:pStyle w:val="Heading1"/>
       </w:pPr>
       <w:r>
-        <w:t>3. Close the browser tab before restoring</w:t>
+        <w:rPr>
+          <w:color w:val="000000"/>
+          <w:u w:val="none"/>
+        </w:rPr>
+        <w:t>2. Close the browser tab before restoring</w:t>
       </w:r>
     </w:p>
     <w:p>
@@ -457,7 +493,7 @@
     </w:p>
     <w:p>
       <w:r>
-        <w:t>This helps make sure the database and uploaded files can be safely replaced.</w:t>
+        <w:t>This avoids accidental browser use during recovery. The launcher stops its web process after you confirm restore.</w:t>
       </w:r>
     </w:p>
     <w:p>
@@ -470,7 +506,11 @@
         <w:pStyle w:val="Heading1"/>
       </w:pPr>
       <w:r>
-        <w:t>4. Bring the OrchidApp Launcher to the front</w:t>
+        <w:rPr>
+          <w:color w:val="000000"/>
+          <w:u w:val="none"/>
+        </w:rPr>
+        <w:t>3. Bring the OrchidApp Launcher to the front</w:t>
       </w:r>
     </w:p>
     <w:p>
@@ -547,53 +587,65 @@
     <w:p>
       <w:pPr>
         <w:pStyle w:val="Heading1"/>
-      </w:pPr>
-      <w:r>
-        <w:t xml:space="preserve">5. Optional: </w:t>
-      </w:r>
-      <w:r>
-        <w:t xml:space="preserve">If you previously configured the </w:t>
-      </w:r>
-      <w:r>
-        <w:t>cloud backup folder</w:t>
+        <w:keepNext/>
+      </w:pPr>
+      <w:r>
+        <w:rPr>
+          <w:color w:val="000000"/>
+          <w:u w:val="none"/>
+        </w:rPr>
+        <w:t>4. Preserve the recovery ZIP</w:t>
+      </w:r>
+      <w:r>
+        <w:rPr>
+          <w:color w:val="000000"/>
+          <w:u w:val="none"/>
+        </w:rPr>
+      </w:r>
+      <w:r>
+        <w:rPr>
+          <w:color w:val="000000"/>
+          <w:u w:val="none"/>
+        </w:rPr>
       </w:r>
     </w:p>
     <w:p>
-      <w:r>
-        <w:t>If this is a new computer, it is sensible to configure the cloud backup folder again after the cloud provider has synced the backup folder locally.</w:t>
-      </w:r>
-      <w:r>
-        <w:t xml:space="preserve"> This will allow you to use this as </w:t>
-      </w:r>
+      <w:pPr>
+        <w:keepNext/>
+      </w:pPr>
+      <w:r>
+        <w:t>Copy the trusted ZIP to a separate recovery folder first. Do not run Back up now against the only cloud recovery copy: a new empty backup can replace it.</w:t>
+      </w:r>
+      <w:r/>
       <w:proofErr w:type="gramStart"/>
-      <w:r>
-        <w:t>your</w:t>
-      </w:r>
+      <w:r/>
       <w:proofErr w:type="gramEnd"/>
-      <w:r>
-        <w:t xml:space="preserve"> restore source.</w:t>
-      </w:r>
+      <w:r/>
     </w:p>
     <w:p>
-      <w:r>
-        <w:lastRenderedPageBreak/>
-        <w:t xml:space="preserve">This does not perform the </w:t>
+      <w:pPr>
+        <w:keepNext/>
+      </w:pPr>
+      <w:r>
+        <w:t>You do not need to configure a cloud destination to choose a restore file. Configure future backups only after verifying recovery.</w:t>
       </w:r>
       <w:proofErr w:type="gramStart"/>
-      <w:r>
-        <w:t>restore by</w:t>
-      </w:r>
+      <w:r/>
       <w:proofErr w:type="gramEnd"/>
-      <w:r>
-        <w:t xml:space="preserve"> itself.</w:t>
-      </w:r>
+      <w:r/>
     </w:p>
     <w:p>
-      <w:r>
-        <w:t>Use the guide:</w:t>
+      <w:pPr>
+        <w:keepNext/>
+      </w:pPr>
+      <w:r>
+        <w:t>After recovery, use the guide:</w:t>
       </w:r>
     </w:p>
     <w:p>
+      <w:pPr>
+        <w:keepNext/>
+      </w:pPr>
       <w:r>
         <w:rPr>
           <w:b/>
@@ -606,7 +658,11 @@
         <w:pStyle w:val="Heading1"/>
       </w:pPr>
       <w:r>
-        <w:t>6. Start the restore</w:t>
+        <w:rPr>
+          <w:color w:val="000000"/>
+          <w:u w:val="none"/>
+        </w:rPr>
+        <w:t>5. Start the restore</w:t>
       </w:r>
     </w:p>
     <w:p>
@@ -670,7 +726,7 @@
     </w:p>
     <w:p>
       <w:r>
-        <w:t>You will now be presented with the files in your backup location. Select the backup to restore.</w:t>
+        <w:t>The standard file picker opens. Browse to your separate recovery folder and select the preserved ZIP; it may not open in your cloud folder.</w:t>
       </w:r>
     </w:p>
     <w:p>
@@ -728,7 +784,11 @@
         <w:pStyle w:val="Heading1"/>
       </w:pPr>
       <w:r>
-        <w:t>7. Confirm the restore warning</w:t>
+        <w:rPr>
+          <w:color w:val="000000"/>
+          <w:u w:val="none"/>
+        </w:rPr>
+        <w:t>6. Confirm the restore warning</w:t>
       </w:r>
     </w:p>
     <w:p>
@@ -801,15 +861,25 @@
         <w:pStyle w:val="Heading1"/>
       </w:pPr>
       <w:r>
-        <w:t xml:space="preserve">8. Wait for the </w:t>
+        <w:rPr>
+          <w:color w:val="000000"/>
+          <w:u w:val="none"/>
+        </w:rPr>
+        <w:t>7. Wait for the restore to complete</w:t>
       </w:r>
       <w:proofErr w:type="gramStart"/>
       <w:r>
-        <w:t>restore</w:t>
+        <w:rPr>
+          <w:color w:val="000000"/>
+          <w:u w:val="none"/>
+        </w:rPr>
       </w:r>
       <w:proofErr w:type="gramEnd"/>
       <w:r>
-        <w:t xml:space="preserve"> to complete</w:t>
+        <w:rPr>
+          <w:color w:val="000000"/>
+          <w:u w:val="none"/>
+        </w:rPr>
       </w:r>
     </w:p>
     <w:p>
@@ -886,7 +956,11 @@
         <w:pStyle w:val="Heading1"/>
       </w:pPr>
       <w:r>
-        <w:t>9. Close and reopen OrchidApp</w:t>
+        <w:rPr>
+          <w:color w:val="000000"/>
+          <w:u w:val="none"/>
+        </w:rPr>
+        <w:t>8. Close and reopen OrchidApp</w:t>
       </w:r>
     </w:p>
     <w:p>
@@ -909,13 +983,23 @@
         <w:pStyle w:val="Heading1"/>
       </w:pPr>
       <w:r>
-        <w:t>1</w:t>
-      </w:r>
-      <w:r>
-        <w:t>0</w:t>
-      </w:r>
-      <w:r>
-        <w:t>. Check your data</w:t>
+        <w:rPr>
+          <w:color w:val="000000"/>
+          <w:u w:val="none"/>
+        </w:rPr>
+        <w:t>9. Check your data</w:t>
+      </w:r>
+      <w:r>
+        <w:rPr>
+          <w:color w:val="000000"/>
+          <w:u w:val="none"/>
+        </w:rPr>
+      </w:r>
+      <w:r>
+        <w:rPr>
+          <w:color w:val="000000"/>
+          <w:u w:val="none"/>
+        </w:rPr>
       </w:r>
     </w:p>
     <w:p>
@@ -1032,7 +1116,7 @@
     </w:p>
     <w:p>
       <w:r>
-        <w:t>Close OrchidApp and restore again from the correct backup file.</w:t>
+        <w:t>Stop using the restored data. Preserve the source ZIP and launcher log, then obtain support before retrying a partial or failed recovery.</w:t>
       </w:r>
     </w:p>
     <w:p>
@@ -1040,6 +1124,10 @@
         <w:pStyle w:val="Heading1"/>
       </w:pPr>
       <w:r>
+        <w:rPr>
+          <w:color w:val="000000"/>
+          <w:u w:val="none"/>
+        </w:rPr>
         <w:t>What the restore brings back</w:t>
       </w:r>
     </w:p>
@@ -1214,7 +1302,7 @@
           </w:tcPr>
           <w:p>
             <w:r>
-              <w:t>Relevant launcher and backup settings included in the backup file.</w:t>
+              <w:t>Some backed-up settings may not restore automatically. Reconfigure and verify launcher and cloud settings after recovery.</w:t>
             </w:r>
           </w:p>
         </w:tc>
@@ -1226,6 +1314,10 @@
         <w:pStyle w:val="Heading1"/>
       </w:pPr>
       <w:r>
+        <w:rPr>
+          <w:color w:val="000000"/>
+          <w:u w:val="none"/>
+        </w:rPr>
         <w:t>Important safety notes</w:t>
       </w:r>
     </w:p>
@@ -1301,6 +1393,10 @@
         <w:pStyle w:val="Heading1"/>
       </w:pPr>
       <w:r>
+        <w:rPr>
+          <w:color w:val="000000"/>
+          <w:u w:val="none"/>
+        </w:rPr>
         <w:t>After recovery</w:t>
       </w:r>
     </w:p>
@@ -1364,6 +1460,10 @@
         <w:pStyle w:val="Heading1"/>
       </w:pPr>
       <w:r>
+        <w:rPr>
+          <w:color w:val="000000"/>
+          <w:u w:val="none"/>
+        </w:rPr>
         <w:t>Troubleshooting</w:t>
       </w:r>
     </w:p>
@@ -1461,7 +1561,7 @@
           </w:tcPr>
           <w:p>
             <w:r>
-              <w:t>Close the OrchidApp browser tab and wait for the launcher to return to the normal running state.</w:t>
+              <w:t>Closing a browser tab does not control restore availability. Wait for a ready launcher; after failure, preserve the ZIP/log and seek support before retrying.</w:t>
             </w:r>
           </w:p>
         </w:tc>
@@ -1513,7 +1613,7 @@
           </w:tcPr>
           <w:p>
             <w:r>
-              <w:t>Restore again using the correct backup file. Do this before adding new information.</w:t>
+              <w:t>Do not add data. Preserve the recovery ZIP and obtain support to select the correct recovery path.</w:t>
             </w:r>
           </w:p>
         </w:tc>
@@ -1538,7 +1638,7 @@
           </w:tcPr>
           <w:p>
             <w:r>
-              <w:t>Close OrchidApp fully, reopen it from the shortcut and check the launcher messages. If needed, restore again from the latest trusted backup.</w:t>
+              <w:t>Preserve the ZIP and launcher log. Reopen only to collect the reported error; seek support before repeating a failed or partial restore.</w:t>
             </w:r>
           </w:p>
         </w:tc>
@@ -1565,7 +1665,7 @@
           </w:tcPr>
           <w:p>
             <w:r>
-              <w:t>Do not add new data. Close OrchidApp and restore again using the latest trusted backup.</w:t>
+              <w:t>Do not add data or overwrite the recovery copy. Preserve the ZIP/log and obtain support.</w:t>
             </w:r>
           </w:p>
         </w:tc>
@@ -1638,17 +1738,31 @@
     <w:p>
       <w:pPr>
         <w:pStyle w:val="Heading1"/>
-      </w:pPr>
-      <w:r>
+        <w:keepNext/>
+        <w:keepLines/>
+      </w:pPr>
+      <w:r>
+        <w:rPr>
+          <w:color w:val="000000"/>
+          <w:u w:val="none"/>
+        </w:rPr>
         <w:t>Getting support</w:t>
       </w:r>
     </w:p>
     <w:p>
+      <w:pPr>
+        <w:keepNext/>
+        <w:keepLines/>
+      </w:pPr>
       <w:r>
         <w:t>If recovery does not behave as expected, email:</w:t>
       </w:r>
     </w:p>
     <w:p>
+      <w:pPr>
+        <w:keepNext/>
+        <w:keepLines/>
+      </w:pPr>
       <w:r>
         <w:rPr>
           <w:b/>
@@ -1657,6 +1771,10 @@
       </w:r>
     </w:p>
     <w:p>
+      <w:pPr>
+        <w:keepNext/>
+        <w:keepLines/>
+      </w:pPr>
       <w:r>
         <w:t>When asking for help, include:</w:t>
       </w:r>
@@ -1664,6 +1782,8 @@
     <w:p>
       <w:pPr>
         <w:pStyle w:val="ListBullet"/>
+        <w:keepNext/>
+        <w:keepLines/>
       </w:pPr>
       <w:r>
         <w:t>what you were trying to do</w:t>
@@ -1672,6 +1792,8 @@
     <w:p>
       <w:pPr>
         <w:pStyle w:val="ListBullet"/>
+        <w:keepNext/>
+        <w:keepLines/>
       </w:pPr>
       <w:r>
         <w:t>whether this is a new computer, repaired computer or Windows reinstall</w:t>
@@ -1680,6 +1802,8 @@
     <w:p>
       <w:pPr>
         <w:pStyle w:val="ListBullet"/>
+        <w:keepNext/>
+        <w:keepLines/>
       </w:pPr>
       <w:r>
         <w:t>which cloud provider you are using</w:t>
@@ -1688,6 +1812,8 @@
     <w:p>
       <w:pPr>
         <w:pStyle w:val="ListBullet"/>
+        <w:keepNext/>
+        <w:keepLines/>
       </w:pPr>
       <w:r>
         <w:t>the name of the backup ZIP file you selected</w:t>
@@ -1696,6 +1822,8 @@
     <w:p>
       <w:pPr>
         <w:pStyle w:val="ListBullet"/>
+        <w:keepNext/>
+        <w:keepLines/>
       </w:pPr>
       <w:r>
         <w:t>what happened during the restore</w:t>
@@ -1704,12 +1832,18 @@
     <w:p>
       <w:pPr>
         <w:pStyle w:val="ListBullet"/>
+        <w:keepNext/>
+        <w:keepLines/>
       </w:pPr>
       <w:r>
         <w:t>any message shown by the OrchidApp Launcher</w:t>
       </w:r>
     </w:p>
     <w:p>
+      <w:pPr>
+        <w:keepNext/>
+        <w:keepLines/>
+      </w:pPr>
       <w:r>
         <w:t>The launcher support log is stored at:</w:t>
       </w:r>
@@ -1717,6 +1851,8 @@
     <w:p>
       <w:pPr>
         <w:pStyle w:val="CodePath"/>
+        <w:keepNext/>
+        <w:keepLines/>
         <w:shd w:val="clear" w:color="auto" w:fill="F2F2F2"/>
       </w:pPr>
       <w:r>
@@ -1728,13 +1864,17 @@
         <w:pStyle w:val="Heading1"/>
       </w:pPr>
       <w:r>
+        <w:rPr>
+          <w:color w:val="000000"/>
+          <w:u w:val="none"/>
+        </w:rPr>
         <w:lastRenderedPageBreak/>
         <w:t>Recovery complete</w:t>
       </w:r>
     </w:p>
     <w:p>
       <w:r>
-        <w:t>Recovery is complete when OrchidApp opens and your plant records are visible.</w:t>
+        <w:t>Verify plants, history, photos, settings and a successful restart. Then configure cloud backup and confirm a new off-computer backup.</w:t>
       </w:r>
     </w:p>
     <w:p>
@@ -2626,7 +2766,7 @@
       <w:rFonts w:asciiTheme="majorHAnsi" w:eastAsiaTheme="majorEastAsia" w:hAnsiTheme="majorHAnsi" w:cstheme="majorBidi"/>
       <w:b/>
       <w:bCs/>
-      <w:color w:val="1F4E79"/>
+      <w:color w:val="000000"/>
       <w:sz w:val="32"/>
       <w:szCs w:val="28"/>
     </w:rPr>
@@ -2650,7 +2790,7 @@
       <w:rFonts w:asciiTheme="majorHAnsi" w:eastAsiaTheme="majorEastAsia" w:hAnsiTheme="majorHAnsi" w:cstheme="majorBidi"/>
       <w:b/>
       <w:bCs/>
-      <w:color w:val="1F4E79"/>
+      <w:color w:val="000000"/>
       <w:sz w:val="26"/>
       <w:szCs w:val="26"/>
     </w:rPr>
@@ -2674,7 +2814,7 @@
       <w:rFonts w:asciiTheme="majorHAnsi" w:eastAsiaTheme="majorEastAsia" w:hAnsiTheme="majorHAnsi" w:cstheme="majorBidi"/>
       <w:b/>
       <w:bCs/>
-      <w:color w:val="1F4E79"/>
+      <w:color w:val="000000"/>
       <w:sz w:val="23"/>
     </w:rPr>
   </w:style>
@@ -2700,7 +2840,7 @@
       <w:bCs/>
       <w:i/>
       <w:iCs/>
-      <w:color w:val="4F81BD" w:themeColor="accent1"/>
+      <w:color w:val="000000"/>
     </w:rPr>
   </w:style>
   <w:style w:type="paragraph" w:styleId="Heading5">
@@ -2721,7 +2861,7 @@
     </w:pPr>
     <w:rPr>
       <w:rFonts w:asciiTheme="majorHAnsi" w:eastAsiaTheme="majorEastAsia" w:hAnsiTheme="majorHAnsi" w:cstheme="majorBidi"/>
-      <w:color w:val="243F60" w:themeColor="accent1" w:themeShade="7F"/>
+      <w:color w:val="000000"/>
     </w:rPr>
   </w:style>
   <w:style w:type="paragraph" w:styleId="Heading6">
@@ -2744,7 +2884,7 @@
       <w:rFonts w:asciiTheme="majorHAnsi" w:eastAsiaTheme="majorEastAsia" w:hAnsiTheme="majorHAnsi" w:cstheme="majorBidi"/>
       <w:i/>
       <w:iCs/>
-      <w:color w:val="243F60" w:themeColor="accent1" w:themeShade="7F"/>
+      <w:color w:val="000000"/>
     </w:rPr>
   </w:style>
   <w:style w:type="paragraph" w:styleId="Heading7">
@@ -2767,7 +2907,7 @@
       <w:rFonts w:asciiTheme="majorHAnsi" w:eastAsiaTheme="majorEastAsia" w:hAnsiTheme="majorHAnsi" w:cstheme="majorBidi"/>
       <w:i/>
       <w:iCs/>
-      <w:color w:val="404040" w:themeColor="text1" w:themeTint="BF"/>
+      <w:color w:val="000000"/>
     </w:rPr>
   </w:style>
   <w:style w:type="paragraph" w:styleId="Heading8">
@@ -2788,7 +2928,7 @@
     </w:pPr>
     <w:rPr>
       <w:rFonts w:asciiTheme="majorHAnsi" w:eastAsiaTheme="majorEastAsia" w:hAnsiTheme="majorHAnsi" w:cstheme="majorBidi"/>
-      <w:color w:val="4F81BD" w:themeColor="accent1"/>
+      <w:color w:val="000000"/>
       <w:sz w:val="20"/>
       <w:szCs w:val="20"/>
     </w:rPr>
@@ -2813,7 +2953,7 @@
       <w:rFonts w:asciiTheme="majorHAnsi" w:eastAsiaTheme="majorEastAsia" w:hAnsiTheme="majorHAnsi" w:cstheme="majorBidi"/>
       <w:i/>
       <w:iCs/>
-      <w:color w:val="404040" w:themeColor="text1" w:themeTint="BF"/>
+      <w:color w:val="000000"/>
       <w:sz w:val="20"/>
       <w:szCs w:val="20"/>
     </w:rPr>
@@ -2908,7 +3048,7 @@
       <w:rFonts w:asciiTheme="majorHAnsi" w:eastAsiaTheme="majorEastAsia" w:hAnsiTheme="majorHAnsi" w:cstheme="majorBidi"/>
       <w:b/>
       <w:bCs/>
-      <w:color w:val="365F91" w:themeColor="accent1" w:themeShade="BF"/>
+      <w:color w:val="000000"/>
       <w:sz w:val="28"/>
       <w:szCs w:val="28"/>
     </w:rPr>
@@ -2923,7 +3063,7 @@
       <w:rFonts w:asciiTheme="majorHAnsi" w:eastAsiaTheme="majorEastAsia" w:hAnsiTheme="majorHAnsi" w:cstheme="majorBidi"/>
       <w:b/>
       <w:bCs/>
-      <w:color w:val="4F81BD" w:themeColor="accent1"/>
+      <w:color w:val="000000"/>
       <w:sz w:val="26"/>
       <w:szCs w:val="26"/>
     </w:rPr>
@@ -2938,7 +3078,7 @@
       <w:rFonts w:asciiTheme="majorHAnsi" w:eastAsiaTheme="majorEastAsia" w:hAnsiTheme="majorHAnsi" w:cstheme="majorBidi"/>
       <w:b/>
       <w:bCs/>
-      <w:color w:val="4F81BD" w:themeColor="accent1"/>
+      <w:color w:val="000000"/>
     </w:rPr>
   </w:style>
   <w:style w:type="paragraph" w:styleId="Title">
@@ -2950,15 +3090,12 @@
     <w:qFormat/>
     <w:rsid w:val="00FC693F"/>
     <w:pPr>
-      <w:pBdr>
-        <w:bottom w:val="single" w:sz="8" w:space="4" w:color="4F81BD" w:themeColor="accent1"/>
-      </w:pBdr>
       <w:spacing w:after="300" w:line="240" w:lineRule="auto"/>
       <w:contextualSpacing/>
     </w:pPr>
     <w:rPr>
       <w:rFonts w:asciiTheme="majorHAnsi" w:eastAsiaTheme="majorEastAsia" w:hAnsiTheme="majorHAnsi" w:cstheme="majorBidi"/>
-      <w:color w:val="17365D" w:themeColor="text2" w:themeShade="BF"/>
+      <w:color w:val="000000"/>
       <w:spacing w:val="5"/>
       <w:kern w:val="28"/>
       <w:sz w:val="52"/>
@@ -2997,7 +3134,7 @@
       <w:rFonts w:asciiTheme="majorHAnsi" w:eastAsiaTheme="majorEastAsia" w:hAnsiTheme="majorHAnsi" w:cstheme="majorBidi"/>
       <w:i/>
       <w:iCs/>
-      <w:color w:val="4F81BD" w:themeColor="accent1"/>
+      <w:color w:val="000000"/>
       <w:spacing w:val="15"/>
       <w:sz w:val="24"/>
       <w:szCs w:val="24"/>
@@ -3304,7 +3441,7 @@
       <w:bCs/>
       <w:i/>
       <w:iCs/>
-      <w:color w:val="4F81BD" w:themeColor="accent1"/>
+      <w:color w:val="000000"/>
     </w:rPr>
   </w:style>
   <w:style w:type="character" w:customStyle="1" w:styleId="Heading5Char">
@@ -3316,7 +3453,7 @@
     <w:rsid w:val="00FC693F"/>
     <w:rPr>
       <w:rFonts w:asciiTheme="majorHAnsi" w:eastAsiaTheme="majorEastAsia" w:hAnsiTheme="majorHAnsi" w:cstheme="majorBidi"/>
-      <w:color w:val="243F60" w:themeColor="accent1" w:themeShade="7F"/>
+      <w:color w:val="000000"/>
     </w:rPr>
   </w:style>
   <w:style w:type="character" w:customStyle="1" w:styleId="Heading6Char">
@@ -3330,7 +3467,7 @@
       <w:rFonts w:asciiTheme="majorHAnsi" w:eastAsiaTheme="majorEastAsia" w:hAnsiTheme="majorHAnsi" w:cstheme="majorBidi"/>
       <w:i/>
       <w:iCs/>
-      <w:color w:val="243F60" w:themeColor="accent1" w:themeShade="7F"/>
+      <w:color w:val="000000"/>
     </w:rPr>
   </w:style>
   <w:style w:type="character" w:customStyle="1" w:styleId="Heading7Char">
@@ -3344,7 +3481,7 @@
       <w:rFonts w:asciiTheme="majorHAnsi" w:eastAsiaTheme="majorEastAsia" w:hAnsiTheme="majorHAnsi" w:cstheme="majorBidi"/>
       <w:i/>
       <w:iCs/>
-      <w:color w:val="404040" w:themeColor="text1" w:themeTint="BF"/>
+      <w:color w:val="000000"/>
     </w:rPr>
   </w:style>
   <w:style w:type="character" w:customStyle="1" w:styleId="Heading8Char">
@@ -3356,7 +3493,7 @@
     <w:rsid w:val="00FC693F"/>
     <w:rPr>
       <w:rFonts w:asciiTheme="majorHAnsi" w:eastAsiaTheme="majorEastAsia" w:hAnsiTheme="majorHAnsi" w:cstheme="majorBidi"/>
-      <w:color w:val="4F81BD" w:themeColor="accent1"/>
+      <w:color w:val="000000"/>
       <w:sz w:val="20"/>
       <w:szCs w:val="20"/>
     </w:rPr>
@@ -3372,7 +3509,7 @@
       <w:rFonts w:asciiTheme="majorHAnsi" w:eastAsiaTheme="majorEastAsia" w:hAnsiTheme="majorHAnsi" w:cstheme="majorBidi"/>
       <w:i/>
       <w:iCs/>
-      <w:color w:val="404040" w:themeColor="text1" w:themeTint="BF"/>
+      <w:color w:val="000000"/>
       <w:sz w:val="20"/>
       <w:szCs w:val="20"/>
     </w:rPr>

--- a/docs/user-guides/windows/05-RecoverOrchidAppOnReplacementWindowsComputer.docx
+++ b/docs/user-guides/windows/05-RecoverOrchidAppOnReplacementWindowsComputer.docx
@@ -1302,7 +1302,7 @@
           </w:tcPr>
           <w:p>
             <w:r>
-              <w:t>Some backed-up settings may not restore automatically. Reconfigure and verify launcher and cloud settings after recovery.</w:t>
+              <w:t>Settings included in the backup are restored. Verify launcher and cloud settings after recovery.</w:t>
             </w:r>
           </w:p>
         </w:tc>

--- a/docs/user-guides/windows/05-RecoverOrchidAppOnReplacementWindowsComputer.docx
+++ b/docs/user-guides/windows/05-RecoverOrchidAppOnReplacementWindowsComputer.docx
@@ -393,7 +393,7 @@
         <w:pStyle w:val="ListNumber"/>
       </w:pPr>
       <w:r>
-        <w:t>Confirm the restore warning.</w:t>
+        <w:t>Confirm the restore warning. A verified safety backup is required before replacement.</w:t>
       </w:r>
     </w:p>
     <w:p>
@@ -731,7 +731,7 @@
     </w:p>
     <w:p>
       <w:r>
-        <w:t>This starts the recovery process.</w:t>
+        <w:t>The launcher retains the selected ZIP and creates a safety backup of the current collection before replacement. If either fails, replacement stops.</w:t>
       </w:r>
     </w:p>
     <w:p>
@@ -1116,7 +1116,7 @@
     </w:p>
     <w:p>
       <w:r>
-        <w:t>Stop using the restored data. Preserve the source ZIP and launcher log, then obtain support before retrying a partial or failed recovery.</w:t>
+        <w:t>If restore fails after replacement starts, normal startup and backups are blocked. Select Restore from backup: Yes restores the retained input; No restores the original safety backup; Cancel leaves the files for support. Do not delete recovery files or retry blindly.</w:t>
       </w:r>
     </w:p>
     <w:p>
@@ -1350,7 +1350,7 @@
         <w:pStyle w:val="ListBullet"/>
       </w:pPr>
       <w:r>
-        <w:t>After recovery, configure cloud backup again so future backups are copied to the cloud folder.</w:t>
+        <w:t>After checking recovery, choose a different cloud folder if the old fixed-name ZIP was selected for restore. OrchidApp protects that selected path from later cloud copies.</w:t>
       </w:r>
     </w:p>
     <w:p>
@@ -1561,7 +1561,7 @@
           </w:tcPr>
           <w:p>
             <w:r>
-              <w:t>Closing a browser tab does not control restore availability. Wait for a ready launcher; after failure, preserve the ZIP/log and seek support before retrying.</w:t>
+              <w:t>Closing a browser tab does not control restore availability. After interruption, use the launcher recovery choice. If recovery files cannot be read, preserve the ZIP/log and seek support.</w:t>
             </w:r>
           </w:p>
         </w:tc>

--- a/docs/user-guides/windows/05-RecoverOrchidAppOnReplacementWindowsComputer.docx
+++ b/docs/user-guides/windows/05-RecoverOrchidAppOnReplacementWindowsComputer.docx
@@ -975,7 +975,7 @@
     </w:p>
     <w:p>
       <w:r>
-        <w:t>This makes sure OrchidApp starts using the restored data.</w:t>
+        <w:t>After restore, the launcher checks the database, photo files and image processing before opening the app.</w:t>
       </w:r>
     </w:p>
     <w:p>
@@ -1613,7 +1613,7 @@
           </w:tcPr>
           <w:p>
             <w:r>
-              <w:t>Do not add data. Preserve the recovery ZIP and obtain support to select the correct recovery path.</w:t>
+              <w:t>Do not add data. Keep the ZIP and photo recovery records; ask support to review the database and matching photo files.</w:t>
             </w:r>
           </w:p>
         </w:tc>

--- a/docs/user-guides/windows/05-RecoverOrchidAppOnReplacementWindowsComputer.docx
+++ b/docs/user-guides/windows/05-RecoverOrchidAppOnReplacementWindowsComputer.docx
@@ -291,7 +291,7 @@
     </w:p>
     <w:p>
       <w:r>
-        <w:t>Only restore from a backup you trust.</w:t>
+        <w:t>Use a normal OrchidApp data backup. Installer recovery snapshots require support.</w:t>
       </w:r>
     </w:p>
     <w:p>
@@ -1334,7 +1334,7 @@
         <w:pStyle w:val="ListBullet"/>
       </w:pPr>
       <w:r>
-        <w:t>Only restore from a backup you trust.</w:t>
+        <w:t>Use a normal OrchidApp data backup. Installer recovery snapshots require support.</w:t>
       </w:r>
     </w:p>
     <w:p>
